--- a/rpnd.docx
+++ b/rpnd.docx
@@ -4911,7 +4911,7 @@
           <w:szCs w:val="24"/>
           <w:rtl w:val="0"/>
         </w:rPr>
-        <w:t>Змістовий модуль {{n}}. {{name}}</w:t>
+        <w:t>{{heading}}</w:t>
       </w:r>
     </w:p>
     <w:p>
@@ -6548,7 +6548,7 @@
                 <w:szCs w:val="24"/>
                 <w:rtl w:val="0"/>
               </w:rPr>
-              <w:t>{{#modules}}Змістовий модуль {{n}}. {{name}}</w:t>
+              <w:t>{{#modules}}{{heading}}</w:t>
             </w:r>
           </w:p>
         </w:tc>
@@ -7051,7 +7051,7 @@
                 <w:szCs w:val="24"/>
                 <w:rtl w:val="0"/>
               </w:rPr>
-              <w:t>Разом за змістовим модулем {{n}}</w:t>
+              <w:t>{{sumLabel}}</w:t>
             </w:r>
           </w:p>
         </w:tc>

--- a/rpnd.docx
+++ b/rpnd.docx
@@ -6589,7 +6589,7 @@
                 <w:szCs w:val="24"/>
                 <w:rtl w:val="0"/>
               </w:rPr>
-              <w:t>{{#topics}}Тема {{num}}. {{title}}</w:t>
+              <w:t>{{#topics}}{{label}}</w:t>
             </w:r>
           </w:p>
         </w:tc>
